--- a/docs/PRD.docx
+++ b/docs/PRD.docx
@@ -266,7 +266,7 @@
         <w:t>MVP — Refinement loop:</w:t>
       </w:r>
       <w:r>
-        <w:t xml:space="preserve"> chat suggestions as cards (before/after diff, rationale, confidence, citations) · accept / modify / reject via buttons or typed reply · version history with undo (button or "undo" in chat).</w:t>
+        <w:t xml:space="preserve"> chat suggestions as cards (before/after diff, rationale, confidence, citations) · accept / modify / reject via buttons or typed reply · version history: view/restore any version, undo, and "what changed" diffs via chat.</w:t>
       </w:r>
     </w:p>
     <w:p>
@@ -474,7 +474,7 @@
         <w:t>Conversational patterns:</w:t>
       </w:r>
       <w:r>
-        <w:t xml:space="preserve"> analysts reference elements by number or name in plain English; one refinement intent per message; short imperatives ("undo", "accept") are deterministic commands, not LLM calls. </w:t>
+        <w:t xml:space="preserve"> analysts reference elements by number or name in plain English; one refinement intent per message; short imperatives ("undo", "accept", "restore to v2") are deterministic commands, not LLM calls. </w:t>
       </w:r>
       <w:r>
         <w:rPr>
